--- a/reports/Student#1/01 - Requirements - Student #1.docx
+++ b/reports/Student#1/01 - Requirements - Student #1.docx
@@ -424,16 +424,8 @@
                   <w:rPr>
                     <w:rFonts w:asciiTheme="majorHAnsi" w:hAnsiTheme="majorHAnsi" w:cstheme="majorHAnsi"/>
                   </w:rPr>
-                  <w:t xml:space="preserve">Chaves </w:t>
+                  <w:t>Chaves Cumbreras</w:t>
                 </w:r>
-                <w:proofErr w:type="spellStart"/>
-                <w:r>
-                  <w:rPr>
-                    <w:rFonts w:asciiTheme="majorHAnsi" w:hAnsiTheme="majorHAnsi" w:cstheme="majorHAnsi"/>
-                  </w:rPr>
-                  <w:t>Cumbreras</w:t>
-                </w:r>
-                <w:proofErr w:type="spellEnd"/>
                 <w:r>
                   <w:rPr>
                     <w:rFonts w:asciiTheme="majorHAnsi" w:hAnsiTheme="majorHAnsi" w:cstheme="majorHAnsi"/>
@@ -503,28 +495,12 @@
                   </w:rPr>
                   <w:t xml:space="preserve"> </w:t>
                 </w:r>
-                <w:proofErr w:type="spellStart"/>
-                <w:proofErr w:type="gramStart"/>
                 <w:r>
                   <w:rPr>
                     <w:rFonts w:asciiTheme="majorHAnsi" w:hAnsiTheme="majorHAnsi" w:cstheme="majorHAnsi"/>
                   </w:rPr>
                   <w:t>developer</w:t>
                 </w:r>
-                <w:r>
-                  <w:rPr>
-                    <w:rFonts w:asciiTheme="majorHAnsi" w:hAnsiTheme="majorHAnsi" w:cstheme="majorHAnsi"/>
-                  </w:rPr>
-                  <w:t>,tester</w:t>
-                </w:r>
-                <w:proofErr w:type="gramEnd"/>
-                <w:r>
-                  <w:rPr>
-                    <w:rFonts w:asciiTheme="majorHAnsi" w:hAnsiTheme="majorHAnsi" w:cstheme="majorHAnsi"/>
-                  </w:rPr>
-                  <w:t>,analyst,operator</w:t>
-                </w:r>
-                <w:proofErr w:type="spellEnd"/>
                 <w:r>
                   <w:rPr>
                     <w:rFonts w:asciiTheme="majorHAnsi" w:hAnsiTheme="majorHAnsi" w:cstheme="majorHAnsi"/>
@@ -605,31 +581,7 @@
                   <w:rPr>
                     <w:rFonts w:asciiTheme="majorHAnsi" w:hAnsiTheme="majorHAnsi" w:cstheme="majorHAnsi"/>
                   </w:rPr>
-                  <w:t>0</w:t>
-                </w:r>
-                <w:r>
-                  <w:rPr>
-                    <w:rFonts w:asciiTheme="majorHAnsi" w:hAnsiTheme="majorHAnsi" w:cstheme="majorHAnsi"/>
-                  </w:rPr>
-                  <w:t>3</w:t>
-                </w:r>
-                <w:r>
-                  <w:rPr>
-                    <w:rFonts w:asciiTheme="majorHAnsi" w:hAnsiTheme="majorHAnsi" w:cstheme="majorHAnsi"/>
-                  </w:rPr>
-                  <w:t>/</w:t>
-                </w:r>
-                <w:r>
-                  <w:rPr>
-                    <w:rFonts w:asciiTheme="majorHAnsi" w:hAnsiTheme="majorHAnsi" w:cstheme="majorHAnsi"/>
-                  </w:rPr>
-                  <w:t>12</w:t>
-                </w:r>
-                <w:r>
-                  <w:rPr>
-                    <w:rFonts w:asciiTheme="majorHAnsi" w:hAnsiTheme="majorHAnsi" w:cstheme="majorHAnsi"/>
-                  </w:rPr>
-                  <w:t>/2025</w:t>
+                  <w:t>02/19/2025</w:t>
                 </w:r>
               </w:sdtContent>
             </w:sdt>
@@ -1402,13 +1354,7 @@
         </w:sdtPr>
         <w:sdtContent>
           <w:r>
-            <w:t xml:space="preserve"> </w:t>
-          </w:r>
-          <w:r>
-            <w:t>X</w:t>
-          </w:r>
-          <w:r>
-            <w:t xml:space="preserve"> </w:t>
+            <w:t xml:space="preserve">    </w:t>
           </w:r>
         </w:sdtContent>
       </w:sdt>
@@ -1805,13 +1751,7 @@
         </w:sdtPr>
         <w:sdtContent>
           <w:r>
-            <w:t xml:space="preserve"> </w:t>
-          </w:r>
-          <w:r>
-            <w:t>X</w:t>
-          </w:r>
-          <w:r>
-            <w:t xml:space="preserve"> </w:t>
+            <w:t xml:space="preserve">    </w:t>
           </w:r>
         </w:sdtContent>
       </w:sdt>
@@ -2225,13 +2165,7 @@
         </w:sdtPr>
         <w:sdtContent>
           <w:r>
-            <w:t xml:space="preserve"> </w:t>
-          </w:r>
-          <w:r>
-            <w:t>X</w:t>
-          </w:r>
-          <w:r>
-            <w:t xml:space="preserve"> </w:t>
+            <w:t xml:space="preserve">    </w:t>
           </w:r>
         </w:sdtContent>
       </w:sdt>
@@ -2613,13 +2547,7 @@
         </w:sdtPr>
         <w:sdtContent>
           <w:r>
-            <w:t xml:space="preserve"> </w:t>
-          </w:r>
-          <w:r>
-            <w:t>X</w:t>
-          </w:r>
-          <w:r>
-            <w:t xml:space="preserve"> </w:t>
+            <w:t xml:space="preserve">    </w:t>
           </w:r>
         </w:sdtContent>
       </w:sdt>
@@ -10270,7 +10198,6 @@
   <w:rsids>
     <w:rsidRoot w:val="002707DD"/>
     <w:rsid w:val="00020962"/>
-    <w:rsid w:val="0010415B"/>
     <w:rsid w:val="0013644E"/>
     <w:rsid w:val="001773D9"/>
     <w:rsid w:val="001942D6"/>
@@ -10280,7 +10207,6 @@
     <w:rsid w:val="003D684A"/>
     <w:rsid w:val="003E03A9"/>
     <w:rsid w:val="003E4CEE"/>
-    <w:rsid w:val="00416F2D"/>
     <w:rsid w:val="004250DD"/>
     <w:rsid w:val="004B3499"/>
     <w:rsid w:val="00562343"/>
@@ -10303,7 +10229,6 @@
     <w:rsid w:val="00A340A7"/>
     <w:rsid w:val="00A47EDD"/>
     <w:rsid w:val="00AC7820"/>
-    <w:rsid w:val="00AD2691"/>
     <w:rsid w:val="00AD2A82"/>
     <w:rsid w:val="00AD7444"/>
     <w:rsid w:val="00AE0F65"/>
@@ -10319,7 +10244,6 @@
     <w:rsid w:val="00D334C0"/>
     <w:rsid w:val="00D72CB9"/>
     <w:rsid w:val="00DA7CCF"/>
-    <w:rsid w:val="00DD1E21"/>
     <w:rsid w:val="00E25325"/>
     <w:rsid w:val="00E64FA8"/>
     <w:rsid w:val="00F22BBC"/>
